--- a/중국어_대화문/3부_docx/3부_03화_메이뤄란의_면회.docx
+++ b/중국어_대화문/3부_docx/3부_03화_메이뤄란의_면회.docx
@@ -18,7 +18,7 @@
         <w:t>등장인물:</w:t>
       </w:r>
       <w:r>
-        <w:t xml:space="preserve"> 쑤민 苏敏(31세, 징역 3년 복역 중인 수감자, 전 明灯法律援助中心 공동대표) / 메이뤄란 梅若兰(60대 후반, 前 律师协会 秘书长, 韩守义의 35년 지기) / 쉐 관교 薛燕(40대, 북원성 여자교도소 3감구 관교) / 위안 언니 袁大姐(50대, 같은 감방 수감자, 글을 모른다) / 샤오쥐안 小娟(22세, 같은 감방 수감자)</w:t>
+        <w:t xml:space="preserve"> 쑤민 苏敏(31세, 징역 3년 복역 중인 수감자, 전 明灯法律援助中心 공동대표) / 메이뤄란 梅若兰(60대 후반, 前 律师协会 秘书长, 韩守义의 35년 지기) / 쉐 관교 薛燕(40대, 북원성 여자교도소 3감구 관교) / 펑위메이 彭玉梅(47세, 3감구 2호 감방 방장, 글을 모른다) / 샤오만 小满(20세, 같은 감방 수감자)</w:t>
       </w:r>
     </w:p>
     <w:p>
@@ -42,7 +42,7 @@
     </w:p>
     <w:p>
       <w:r>
-        <w:t>(下午三点。长川市西郊，北原省女子监狱的缝纫车间。四十多台缝纫机排成四排，机器声像一场不会停的雨。苏敏穿着灰蓝色的囚服马甲，坐在靠窗第三排，面前堆着一摞没有锁边的工装裤。她旁边的袁大姐正把一条裤腿凑到眼前，眯着眼穿线，针孔怎么也穿不进去。)</w:t>
+        <w:t>(下午三点。长川市西郊，北原省女子监狱的缝纫车间。四十多台缝纫机排成四排，机器声像一场不会停的雨。苏敏穿着灰蓝色的囚服马甲，坐在靠窗第三排，面前堆着一摞没有锁边的工装裤。她旁边的彭玉梅正把一条裤腿凑到眼前，眯着眼穿线，针孔怎么也穿不进去。)</w:t>
       </w:r>
     </w:p>
     <w:p>
@@ -50,7 +50,7 @@
         <w:rPr>
           <w:b/>
         </w:rPr>
-        <w:t>袁大姐:</w:t>
+        <w:t>彭玉梅:</w:t>
       </w:r>
       <w:r>
         <w:t xml:space="preserve"> 小苏，你帮我看看，这针眼是不是堵了？</w:t>
@@ -72,7 +72,7 @@
         <w:rPr>
           <w:b/>
         </w:rPr>
-        <w:t>袁大姐:</w:t>
+        <w:t>彭玉梅:</w:t>
       </w:r>
       <w:r>
         <w:t xml:space="preserve"> 歇不得，一天三十条，差一条就扣分。扣了分，我那份减刑的材料又得往后拖。</w:t>
@@ -94,7 +94,7 @@
         <w:rPr>
           <w:b/>
         </w:rPr>
-        <w:t>袁大姐:</w:t>
+        <w:t>彭玉梅:</w:t>
       </w:r>
       <w:r>
         <w:t xml:space="preserve"> 你看了我才放心。我不识字，人家念给我听，我听得懂，写出来就成了鬼画符。</w:t>
@@ -285,7 +285,7 @@
     </w:p>
     <w:p>
       <w:r>
-        <w:t>(夜里九点半。十二个人的监室，上下铺，窗上有铁栏，灯还亮着。大家在叠明天要穿的衣服。小娟二十二岁，坐在下铺，把一只红色的塑料梳子放在腿上，一下一下地梳头发。)</w:t>
+        <w:t>(夜里九点半。十二个人的监室，上下铺，窗上有铁栏，灯还亮着。大家在叠明天要穿的衣服。小满二十岁，坐在下铺，把一只红色的塑料梳子放在腿上，一下一下地梳头发。)</w:t>
       </w:r>
     </w:p>
     <w:p>
@@ -293,7 +293,7 @@
         <w:rPr>
           <w:b/>
         </w:rPr>
-        <w:t>小娟:</w:t>
+        <w:t>小满:</w:t>
       </w:r>
       <w:r>
         <w:t xml:space="preserve"> 苏姐，明天你家里人来看你啊？</w:t>
@@ -315,7 +315,7 @@
         <w:rPr>
           <w:b/>
         </w:rPr>
-        <w:t>小娟:</w:t>
+        <w:t>小满:</w:t>
       </w:r>
       <w:r>
         <w:t xml:space="preserve"> 老师好。老师来了，管教对你说话都客气些。</w:t>
@@ -326,7 +326,7 @@
         <w:rPr>
           <w:b/>
         </w:rPr>
-        <w:t>袁大姐:</w:t>
+        <w:t>彭玉梅:</w:t>
       </w:r>
       <w:r>
         <w:t xml:space="preserve"> (从上铺探出头) 小苏，你整整叠了三遍了。</w:t>
@@ -348,7 +348,7 @@
         <w:rPr>
           <w:b/>
         </w:rPr>
-        <w:t>袁大姐:</w:t>
+        <w:t>彭玉梅:</w:t>
       </w:r>
       <w:r>
         <w:t xml:space="preserve"> 你紧张了。</w:t>
@@ -370,7 +370,7 @@
         <w:rPr>
           <w:b/>
         </w:rPr>
-        <w:t>袁大姐:</w:t>
+        <w:t>彭玉梅:</w:t>
       </w:r>
       <w:r>
         <w:t xml:space="preserve"> 你这个人，嘴比骨头还硬。(她笑了，那笑声很粗) 我第一次让儿子来看我，半夜起来叠了五遍被子，叠得手心都是汗。</w:t>
@@ -381,10 +381,10 @@
         <w:rPr>
           <w:b/>
         </w:rPr>
-        <w:t>小娟:</w:t>
-      </w:r>
-      <w:r>
-        <w:t xml:space="preserve"> 袁姐，你儿子后来来了吗？</w:t>
+        <w:t>小满:</w:t>
+      </w:r>
+      <w:r>
+        <w:t xml:space="preserve"> 彭姐，你儿子后来来了吗？</w:t>
       </w:r>
     </w:p>
     <w:p>
@@ -392,7 +392,7 @@
         <w:rPr>
           <w:b/>
         </w:rPr>
-        <w:t>袁大姐:</w:t>
+        <w:t>彭玉梅:</w:t>
       </w:r>
       <w:r>
         <w:t xml:space="preserve"> 来了。(停了停) 来了，隔着玻璃，一句话没说，哭了二十分钟。</w:t>
@@ -411,7 +411,7 @@
         <w:t>苏敏:</w:t>
       </w:r>
       <w:r>
-        <w:t xml:space="preserve"> 袁姐，我跟你不一样。她不是来哭的。</w:t>
+        <w:t xml:space="preserve"> 彭姐，我跟你不一样。她不是来哭的。</w:t>
       </w:r>
     </w:p>
     <w:p>
@@ -419,7 +419,7 @@
         <w:rPr>
           <w:b/>
         </w:rPr>
-        <w:t>袁大姐:</w:t>
+        <w:t>彭玉梅:</w:t>
       </w:r>
       <w:r>
         <w:t xml:space="preserve"> 那她来干什么？</w:t>
@@ -441,7 +441,7 @@
         <w:rPr>
           <w:b/>
         </w:rPr>
-        <w:t>小娟:</w:t>
+        <w:t>小满:</w:t>
       </w:r>
       <w:r>
         <w:t xml:space="preserve"> 谁的名字？</w:t>
@@ -463,7 +463,7 @@
         <w:rPr>
           <w:b/>
         </w:rPr>
-        <w:t>袁大姐:</w:t>
+        <w:t>彭玉梅:</w:t>
       </w:r>
       <w:r>
         <w:t xml:space="preserve"> 那你就先说。你先说，你不想听，她自然就不提了。</w:t>
@@ -477,7 +477,7 @@
         <w:t>苏敏:</w:t>
       </w:r>
       <w:r>
-        <w:t xml:space="preserve"> (慢慢点头) 袁姐，这话你比我们那些人懂得多。</w:t>
+        <w:t xml:space="preserve"> (慢慢点头) 彭姐，这话你比我们那些人懂得多。</w:t>
       </w:r>
     </w:p>
     <w:p>
@@ -485,10 +485,10 @@
         <w:rPr>
           <w:b/>
         </w:rPr>
-        <w:t>袁大姐:</w:t>
-      </w:r>
-      <w:r>
-        <w:t xml:space="preserve"> 我是没读过书的人，可我活了五十三年，我知道一个道理：别人想对你好，你得先告诉她，什么叫好。</w:t>
+        <w:t>彭玉梅:</w:t>
+      </w:r>
+      <w:r>
+        <w:t xml:space="preserve"> 我是没读过书的人，可我活了四十七年，我知道一个道理：别人想对你好，你得先告诉她，什么叫好。</w:t>
       </w:r>
     </w:p>
     <w:p>
@@ -496,7 +496,7 @@
         <w:rPr>
           <w:b/>
         </w:rPr>
-        <w:t>小娟:</w:t>
+        <w:t>小满:</w:t>
       </w:r>
       <w:r>
         <w:t xml:space="preserve"> 苏姐，那你想让她怎么对你好？</w:t>
@@ -518,7 +518,7 @@
         <w:rPr>
           <w:b/>
         </w:rPr>
-        <w:t>袁大姐:</w:t>
+        <w:t>彭玉梅:</w:t>
       </w:r>
       <w:r>
         <w:t xml:space="preserve"> 你这话我听不太懂，可我觉得是对的。</w:t>
@@ -540,7 +540,7 @@
         <w:rPr>
           <w:b/>
         </w:rPr>
-        <w:t>小娟:</w:t>
+        <w:t>小满:</w:t>
       </w:r>
       <w:r>
         <w:t xml:space="preserve"> 苏姐，你说话总像背文章。</w:t>
@@ -715,7 +715,7 @@
         <w:t>薛燕:</w:t>
       </w:r>
       <w:r>
-        <w:t xml:space="preserve"> 这话你别在我面前再说第二次。(语气没有重，只是把声音压低了) 但是你帮袁大姐写的那份材料，我看了。</w:t>
+        <w:t xml:space="preserve"> 这话你别在我面前再说第二次。(语气没有重，只是把声音压低了) 但是你帮彭玉梅写的那份材料，我看了。</w:t>
       </w:r>
     </w:p>
     <w:p>
@@ -1234,7 +1234,7 @@
         <w:t>梅若兰:</w:t>
       </w:r>
       <w:r>
-        <w:t xml:space="preserve"> 豆豆今年上县里的小学，四年级，作业本上每页都写一句“姑姑，早日回家”。你嫂子说，这句话他是从自己嘴里想出来的，没有人教。</w:t>
+        <w:t xml:space="preserve"> 豆豆今年上县里的小学，五年级，作业本上每页都写一句“姑姑，早日回家”。你嫂子说，这句话他是从自己嘴里想出来的，没有人教。</w:t>
       </w:r>
     </w:p>
     <w:p>
@@ -1648,7 +1648,7 @@
         <w:t>苏敏:</w:t>
       </w:r>
       <w:r>
-        <w:t xml:space="preserve"> 我背的不是《刑事诉讼法》，是袁姐她们的案子。谁家的儿子在哪儿判，谁家的房子怎么没的。背一遍，我就还是个律师。</w:t>
+        <w:t xml:space="preserve"> 我背的不是《刑事诉讼法》，是彭姐她们的案子。谁家的儿子在哪儿判，谁家的房子怎么没的。背一遍，我就还是个律师。</w:t>
       </w:r>
     </w:p>
     <w:p>
@@ -2354,7 +2354,7 @@
     </w:p>
     <w:p>
       <w:r>
-        <w:t>(晚上七点半。中秋节。晚饭后，监狱难得放了一刻钟的风。女监的院子里，铁丝网外面是一轮刚升起来的圆月，淡黄色，边缘有一点毛。每个人领到了半块月饼，拿在手里，谁也舍不得吃。袁大姐、小娟和苏敏坐在水泥台阶上。)</w:t>
+        <w:t>(晚上七点半。中秋节。晚饭后，监狱难得放了一刻钟的风。女监的院子里，铁丝网外面是一轮刚升起来的圆月，淡黄色，边缘有一点毛。每个人领到了半块月饼，拿在手里，谁也舍不得吃。彭玉梅、小满和苏敏坐在水泥台阶上。)</w:t>
       </w:r>
     </w:p>
     <w:p>
@@ -2362,7 +2362,7 @@
         <w:rPr>
           <w:b/>
         </w:rPr>
-        <w:t>小娟:</w:t>
+        <w:t>小满:</w:t>
       </w:r>
       <w:r>
         <w:t xml:space="preserve"> 苏姐，你昨天见到的那个老师，说了什么？</w:t>
@@ -2384,7 +2384,7 @@
         <w:rPr>
           <w:b/>
         </w:rPr>
-        <w:t>袁大姐:</w:t>
+        <w:t>彭玉梅:</w:t>
       </w:r>
       <w:r>
         <w:t xml:space="preserve"> 你母亲身体还好吧？</w:t>
@@ -2406,7 +2406,7 @@
         <w:rPr>
           <w:b/>
         </w:rPr>
-        <w:t>小娟:</w:t>
+        <w:t>小满:</w:t>
       </w:r>
       <w:r>
         <w:t xml:space="preserve"> 你才知道？</w:t>
@@ -2425,7 +2425,7 @@
     </w:p>
     <w:p>
       <w:r>
-        <w:t>(她把半块月饼掰成两半，一半给袁大姐，一半自己拿着。)</w:t>
+        <w:t>(她把半块月饼掰成两半，一半给彭玉梅，一半自己拿着。)</w:t>
       </w:r>
     </w:p>
     <w:p>
@@ -2433,7 +2433,7 @@
         <w:rPr>
           <w:b/>
         </w:rPr>
-        <w:t>袁大姐:</w:t>
+        <w:t>彭玉梅:</w:t>
       </w:r>
       <w:r>
         <w:t xml:space="preserve"> 我吃不了这么多，你自己留着。</w:t>
@@ -2447,7 +2447,7 @@
         <w:t>苏敏:</w:t>
       </w:r>
       <w:r>
-        <w:t xml:space="preserve"> 袁姐，你的材料今晚我替你抄完，明天交。吃了这个，算我提前收了工钱。</w:t>
+        <w:t xml:space="preserve"> 彭姐，你的材料今晚我替你抄完，明天交。吃了这个，算我提前收了工钱。</w:t>
       </w:r>
     </w:p>
     <w:p>
@@ -2455,7 +2455,7 @@
         <w:rPr>
           <w:b/>
         </w:rPr>
-        <w:t>袁大姐:</w:t>
+        <w:t>彭玉梅:</w:t>
       </w:r>
       <w:r>
         <w:t xml:space="preserve"> (笑着接过去，咬了一小口) 你这个人，连吃块月饼也要谈条件。</w:t>
@@ -2471,7 +2471,7 @@
         <w:rPr>
           <w:b/>
         </w:rPr>
-        <w:t>小娟:</w:t>
+        <w:t>小满:</w:t>
       </w:r>
       <w:r>
         <w:t xml:space="preserve"> 苏姐，你家乡的月亮，和这里的一样吗？</w:t>
@@ -2493,7 +2493,7 @@
         <w:rPr>
           <w:b/>
         </w:rPr>
-        <w:t>袁大姐:</w:t>
+        <w:t>彭玉梅:</w:t>
       </w:r>
       <w:r>
         <w:t xml:space="preserve"> 哪一句？</w:t>
@@ -2515,7 +2515,7 @@
         <w:rPr>
           <w:b/>
         </w:rPr>
-        <w:t>小娟:</w:t>
+        <w:t>小满:</w:t>
       </w:r>
       <w:r>
         <w:t xml:space="preserve"> 什么意思？</w:t>
@@ -2537,7 +2537,7 @@
         <w:rPr>
           <w:b/>
         </w:rPr>
-        <w:t>袁大姐:</w:t>
+        <w:t>彭玉梅:</w:t>
       </w:r>
       <w:r>
         <w:t xml:space="preserve"> 杜甫这个人，我知道，写过“茅屋被风吹破”的那个。</w:t>
@@ -2551,7 +2551,7 @@
         <w:t>苏敏:</w:t>
       </w:r>
       <w:r>
-        <w:t xml:space="preserve"> (有些意外) 袁姐，你也知道？</w:t>
+        <w:t xml:space="preserve"> (有些意外) 彭姐，你也知道？</w:t>
       </w:r>
     </w:p>
     <w:p>
@@ -2559,7 +2559,7 @@
         <w:rPr>
           <w:b/>
         </w:rPr>
-        <w:t>袁大姐:</w:t>
+        <w:t>彭玉梅:</w:t>
       </w:r>
       <w:r>
         <w:t xml:space="preserve"> 我儿子课本里有。他读给我听，我听得流眼泪。</w:t>
@@ -2586,7 +2586,7 @@
         <w:rPr>
           <w:b/>
         </w:rPr>
-        <w:t>小娟:</w:t>
+        <w:t>小满:</w:t>
       </w:r>
       <w:r>
         <w:t xml:space="preserve"> 会的。</w:t>
@@ -2624,7 +2624,7 @@
         <w:rPr>
           <w:b/>
         </w:rPr>
-        <w:t>袁大姐:</w:t>
+        <w:t>彭玉梅:</w:t>
       </w:r>
       <w:r>
         <w:t xml:space="preserve"> 你想她来吗？</w:t>
@@ -2653,7 +2653,7 @@
     </w:p>
     <w:p>
       <w:r>
-        <w:t>(上铺的袁大姐翻了个身，床板吱呀响了一声。)</w:t>
+        <w:t>(上铺的彭玉梅翻了个身，床板吱呀响了一声。)</w:t>
       </w:r>
     </w:p>
     <w:p>
@@ -2661,7 +2661,7 @@
         <w:rPr>
           <w:b/>
         </w:rPr>
-        <w:t>袁大姐:</w:t>
+        <w:t>彭玉梅:</w:t>
       </w:r>
       <w:r>
         <w:t xml:space="preserve"> 小苏，睡了吗？</w:t>
@@ -2683,7 +2683,7 @@
         <w:rPr>
           <w:b/>
         </w:rPr>
-        <w:t>袁大姐:</w:t>
+        <w:t>彭玉梅:</w:t>
       </w:r>
       <w:r>
         <w:t xml:space="preserve"> 你那个老师，下个月来，你让她帮我带一句话，行不行？</w:t>
@@ -2705,7 +2705,7 @@
         <w:rPr>
           <w:b/>
         </w:rPr>
-        <w:t>袁大姐:</w:t>
+        <w:t>彭玉梅:</w:t>
       </w:r>
       <w:r>
         <w:t xml:space="preserve"> 那就不传。你让她替我看一眼我儿子的学校，看一眼，回来不用告诉我，我自己心里知道她看了。</w:t>
@@ -2719,7 +2719,7 @@
         <w:t>苏敏:</w:t>
       </w:r>
       <w:r>
-        <w:t xml:space="preserve"> (在黑暗里微微一笑) 袁姐，这个要求，我可以替你问一问。她的规矩是，只带被问到的话，所以我问，她才答。</w:t>
+        <w:t xml:space="preserve"> (在黑暗里微微一笑) 彭姐，这个要求，我可以替你问一问。她的规矩是，只带被问到的话，所以我问，她才答。</w:t>
       </w:r>
     </w:p>
     <w:p>
@@ -2727,7 +2727,7 @@
         <w:rPr>
           <w:b/>
         </w:rPr>
-        <w:t>袁大姐:</w:t>
+        <w:t>彭玉梅:</w:t>
       </w:r>
       <w:r>
         <w:t xml:space="preserve"> 你是真的想好了？</w:t>
